--- a/backend/test-input/real test.docx
+++ b/backend/test-input/real test.docx
@@ -514,7 +514,7 @@
               <w:footerReference w:type="first" r:id="rId4"/>
               <w:type w:val="nextPage"/>
               <w:pgSz w:w="11906" w:h="16838"/>
-              <w:pgMar w:left="1134" w:right="1134" w:gutter="0" w:header="0" w:top="1134" w:footer="1134" w:bottom="1686"/>
+              <w:pgMar w:left="1701" w:right="850" w:gutter="0" w:header="0" w:top="1134" w:footer="709" w:bottom="1261"/>
               <w:pgNumType w:start="1" w:fmt="decimal"/>
               <w:formProt w:val="false"/>
               <w:textDirection w:val="lrTb"/>
@@ -530,8 +530,8 @@
         <w:rPr/>
       </w:pPr>
       <w:bookmarkStart w:id="4" w:name="__RefHeading___Toc13668_1734033060"/>
-      <w:bookmarkStart w:id="5" w:name="_Toc140087571"/>
-      <w:bookmarkStart w:id="6" w:name="_Toc130343945"/>
+      <w:bookmarkStart w:id="5" w:name="_Toc130343945"/>
+      <w:bookmarkStart w:id="6" w:name="_Toc140087571"/>
       <w:bookmarkEnd w:id="4"/>
       <w:r>
         <w:rPr/>
@@ -543,7 +543,6 @@
     <w:p>
       <w:pPr>
         <w:pStyle w:val="-4"/>
-        <w:jc w:val="left"/>
         <w:rPr/>
       </w:pPr>
       <w:r>
@@ -554,7 +553,6 @@
     <w:p>
       <w:pPr>
         <w:pStyle w:val="-4"/>
-        <w:jc w:val="left"/>
         <w:rPr/>
       </w:pPr>
       <w:r>
@@ -565,7 +563,6 @@
     <w:p>
       <w:pPr>
         <w:pStyle w:val="-4"/>
-        <w:jc w:val="left"/>
         <w:rPr/>
       </w:pPr>
       <w:r>
@@ -588,7 +585,6 @@
           <w:docGrid w:type="default" w:linePitch="360" w:charSpace="0"/>
         </w:sectPr>
         <w:pStyle w:val="-4"/>
-        <w:jc w:val="left"/>
         <w:rPr/>
       </w:pPr>
       <w:r>
@@ -648,12 +644,8 @@
         </w:sectPr>
         <w:pStyle w:val="Normal"/>
         <w:spacing w:lineRule="auto" w:line="360"/>
-        <w:jc w:val="both"/>
-        <w:rPr>
-          <w:rFonts w:ascii="Times New Roman" w:hAnsi="Times New Roman" w:cs="Times New Roman"/>
-          <w:sz w:val="28"/>
-          <w:szCs w:val="28"/>
-        </w:rPr>
+        <w:jc w:val="left"/>
+        <w:rPr/>
       </w:pPr>
       <w:r>
         <w:rPr>
@@ -661,7 +653,7 @@
           <w:sz w:val="28"/>
           <w:szCs w:val="28"/>
         </w:rPr>
-        <w:t>Application Programming Interface – это набор публичных методов и соглашений компонента, через которые другие части системы могут безопасно взаимодействовать с ним, не зная внутренней реализации. [</w:t>
+        <w:t>Application Programming Interface – это набор публичных методов и соглашений компонента, через которые другие части системы могут безопасно взаимодействовать с ним, не зная внутренней реализации [</w:t>
       </w:r>
       <w:r>
         <w:rPr>
@@ -709,7 +701,7 @@
           <w:sz w:val="28"/>
           <w:szCs w:val="28"/>
         </w:rPr>
-        <w:t>].</w:t>
+        <w:t>]</w:t>
       </w:r>
     </w:p>
     <w:p>
@@ -718,8 +710,8 @@
         <w:rPr/>
       </w:pPr>
       <w:bookmarkStart w:id="10" w:name="__RefHeading___Toc12418_1734033060"/>
-      <w:bookmarkStart w:id="11" w:name="_Toc140087573"/>
-      <w:bookmarkStart w:id="12" w:name="_Toc130343946"/>
+      <w:bookmarkStart w:id="11" w:name="_Toc130343946"/>
+      <w:bookmarkStart w:id="12" w:name="_Toc140087573"/>
       <w:bookmarkEnd w:id="10"/>
       <w:r>
         <w:rPr/>
@@ -792,8 +784,9 @@
         <w:t>Контекст и актуальность области</w:t>
       </w:r>
       <w:bookmarkStart w:id="18" w:name="__RefHeading___Toc550_3050540617"/>
-      <w:bookmarkStart w:id="19" w:name="__RefHeading___Toc1881_566818376"/>
-      <w:bookmarkStart w:id="20" w:name="__RefHeading___Toc12424_1734033060"/>
+      <w:bookmarkStart w:id="19" w:name="__RefHeading___Toc12424_1734033060"/>
+      <w:bookmarkStart w:id="20" w:name="__RefHeading___Toc1881_566818376"/>
+      <w:bookmarkEnd w:id="18"/>
       <w:bookmarkEnd w:id="19"/>
       <w:bookmarkEnd w:id="20"/>
     </w:p>
@@ -817,15 +810,14 @@
         </w:rPr>
       </w:pPr>
       <w:bookmarkStart w:id="21" w:name="_Toc140087576"/>
-      <w:bookmarkEnd w:id="18"/>
-      <w:r>
-        <w:rPr/>
-        <w:t>1.2 В</w:t>
+      <w:r>
+        <w:rPr/>
+        <w:t xml:space="preserve">1.2 </w:t>
       </w:r>
       <w:bookmarkEnd w:id="21"/>
       <w:r>
         <w:rPr/>
-        <w:t>ыводы</w:t>
+        <w:t>Выводы</w:t>
       </w:r>
     </w:p>
     <w:p>
@@ -878,8 +870,9 @@
         <w:t xml:space="preserve"> </w:t>
       </w:r>
       <w:bookmarkStart w:id="26" w:name="__RefHeading___Toc552_3050540617"/>
-      <w:bookmarkStart w:id="27" w:name="__RefHeading___Toc1883_566818376"/>
-      <w:bookmarkStart w:id="28" w:name="__RefHeading___Toc12430_1734033060"/>
+      <w:bookmarkStart w:id="27" w:name="__RefHeading___Toc12430_1734033060"/>
+      <w:bookmarkStart w:id="28" w:name="__RefHeading___Toc1883_566818376"/>
+      <w:bookmarkEnd w:id="26"/>
       <w:bookmarkEnd w:id="27"/>
       <w:bookmarkEnd w:id="28"/>
     </w:p>
@@ -903,15 +896,14 @@
         </w:rPr>
       </w:pPr>
       <w:bookmarkStart w:id="29" w:name="_Toc140087579"/>
-      <w:bookmarkEnd w:id="26"/>
-      <w:r>
-        <w:rPr/>
-        <w:t>2.2 В</w:t>
+      <w:r>
+        <w:rPr/>
+        <w:t xml:space="preserve">2.2 </w:t>
       </w:r>
       <w:bookmarkEnd w:id="29"/>
       <w:r>
         <w:rPr/>
-        <w:t>ыводы</w:t>
+        <w:t>Выводы</w:t>
       </w:r>
     </w:p>
     <w:p>
@@ -963,9 +955,10 @@
         <w:t>3.2 Разработка клиентской части</w:t>
       </w:r>
       <w:bookmarkStart w:id="36" w:name="__RefHeading___Toc554_3050540617"/>
-      <w:bookmarkStart w:id="37" w:name="__RefHeading___Toc1885_566818376"/>
-      <w:bookmarkStart w:id="38" w:name="__RefHeading___Toc12438_1734033060"/>
+      <w:bookmarkStart w:id="37" w:name="__RefHeading___Toc12438_1734033060"/>
+      <w:bookmarkStart w:id="38" w:name="__RefHeading___Toc1885_566818376"/>
       <w:bookmarkEnd w:id="35"/>
+      <w:bookmarkEnd w:id="36"/>
       <w:bookmarkEnd w:id="37"/>
       <w:bookmarkEnd w:id="38"/>
     </w:p>
@@ -989,15 +982,14 @@
         </w:rPr>
       </w:pPr>
       <w:bookmarkStart w:id="39" w:name="_Toc140087583"/>
-      <w:bookmarkEnd w:id="36"/>
-      <w:r>
-        <w:rPr/>
-        <w:t xml:space="preserve">3.3 </w:t>
+      <w:r>
+        <w:rPr/>
+        <w:t>3.3</w:t>
       </w:r>
       <w:bookmarkEnd w:id="39"/>
       <w:r>
         <w:rPr/>
-        <w:t>Выводы</w:t>
+        <w:t xml:space="preserve"> Выводы</w:t>
       </w:r>
       <w:bookmarkStart w:id="40" w:name="_Hlk135138718"/>
     </w:p>
@@ -1077,6 +1069,7 @@
       </w:r>
       <w:bookmarkStart w:id="49" w:name="__RefHeading___Toc556_3050540617"/>
       <w:bookmarkStart w:id="50" w:name="__RefHeading___Toc1887_566818376"/>
+      <w:bookmarkEnd w:id="49"/>
       <w:bookmarkEnd w:id="50"/>
     </w:p>
     <w:p>
@@ -1098,7 +1091,6 @@
           <w:lang w:val="ru-RU"/>
         </w:rPr>
       </w:pPr>
-      <w:bookmarkEnd w:id="49"/>
       <w:r>
         <w:rPr/>
         <w:t xml:space="preserve"> </w:t>
@@ -1150,8 +1142,8 @@
         <w:rPr/>
       </w:pPr>
       <w:bookmarkStart w:id="53" w:name="__RefHeading___Toc12450_1734033060"/>
-      <w:bookmarkStart w:id="54" w:name="_Toc140087589"/>
-      <w:bookmarkStart w:id="55" w:name="_Toc130343950"/>
+      <w:bookmarkStart w:id="54" w:name="_Toc130343950"/>
+      <w:bookmarkStart w:id="55" w:name="_Toc140087589"/>
       <w:bookmarkEnd w:id="53"/>
       <w:r>
         <w:rPr/>
@@ -1190,7 +1182,7 @@
           <w:szCs w:val="28"/>
           <w:lang w:val="ru-RU"/>
         </w:rPr>
-        <w:t>Ньюмен С. Создание микросервисов. //СПб.: Питер, 2016. – 3</w:t>
+        <w:t xml:space="preserve">Ньюмен С. Создание микросервисов. //СПб.: Питер, 2016. – </w:t>
       </w:r>
       <w:bookmarkEnd w:id="56"/>
       <w:r>
@@ -1198,7 +1190,7 @@
           <w:szCs w:val="28"/>
           <w:lang w:val="ru-RU"/>
         </w:rPr>
-        <w:t>04 с.</w:t>
+        <w:t>304 с.</w:t>
       </w:r>
     </w:p>
     <w:p>
@@ -2537,21 +2529,6 @@
             </w:pict>
           </mc:Fallback>
         </mc:AlternateContent>
-      </w:r>
-    </w:p>
-    <w:p>
-      <w:pPr>
-        <w:pStyle w:val="-6"/>
-        <w:spacing w:before="0" w:after="160"/>
-        <w:rPr>
-          <w:lang w:val="en-US"/>
-        </w:rPr>
-      </w:pPr>
-      <w:r>
-        <w:rPr>
-          <w:lang w:val="en-US"/>
-        </w:rPr>
-        <w:t>`</w:t>
       </w:r>
     </w:p>
     <w:sectPr>
@@ -4339,6 +4316,13 @@
       <w:vertAlign w:val="superscript"/>
     </w:rPr>
   </w:style>
+  <w:style w:type="character" w:styleId="FootnoteCharacters21111">
+    <w:name w:val="Footnote Characters21111"/>
+    <w:qFormat/>
+    <w:rPr>
+      <w:vertAlign w:val="superscript"/>
+    </w:rPr>
+  </w:style>
   <w:style w:type="character" w:styleId="annotationreference">
     <w:name w:val="annotation reference"/>
     <w:basedOn w:val="DefaultParagraphFont"/>
@@ -4495,6 +4479,14 @@
   </w:style>
   <w:style w:type="character" w:styleId="InternetLink4">
     <w:name w:val="Internet Link4"/>
+    <w:qFormat/>
+    <w:rPr>
+      <w:color w:val="000080"/>
+      <w:u w:val="single"/>
+    </w:rPr>
+  </w:style>
+  <w:style w:type="character" w:styleId="InternetLink5">
+    <w:name w:val="Internet Link5"/>
     <w:qFormat/>
     <w:rPr>
       <w:color w:val="000080"/>
